--- a/docs/Pillar2-Validator_Solution_Architecture.docx
+++ b/docs/Pillar2-Validator_Solution_Architecture.docx
@@ -1027,7 +1027,7 @@
         <w:spacing w:after="120"/>
       </w:pPr>
       <w:r>
-        <w:t xml:space="preserve">Motoren udtrykker i dag 14 kontroltyper, der tilsammen dækker alle kategorier i det officielle katalog (inkl. beregning): unique, unique_in, required_if, forbidden_if, not_equal, mutually_exclusive, conditional (if/then med element + attributter; operatorer present/absent/equals/in/contains/lt/gt/le/ge), ref_integrity, conditional_ref, format (regex), value_range, compare (dato/år/tal-ordning), cardinality, og calculation.</w:t>
+        <w:t xml:space="preserve">Motoren udtrykker i dag 14 kontroltyper, der tilsammen dækker alle kategorier i det officielle katalog (inkl. beregning): unique, unique_in, required_if, forbidden_if, not_equal, mutually_exclusive, conditional (if/then med element + attributter; operatorer present/absent/equals/not_equals/in/not_in/contains/lt/gt/le/ge/eq/ne — med dato-/år-/tal-coercion, sammenligning mod et andet elements værdi (ref) og år-offset, fx 'år ≥ periodeslut − 4'), ref_integrity, conditional_ref, format (regex), value_range, compare (dato/år/tal-ordning), cardinality, og calculation.</w:t>
       </w:r>
     </w:p>
     <w:p>
